--- a/Articles/2026/4_Blender_Tips_and_Tricks/13_Saving_a_Pose_to_the_Pose_Asset _Library/Write Up.docx
+++ b/Articles/2026/4_Blender_Tips_and_Tricks/13_Saving_a_Pose_to_the_Pose_Asset _Library/Write Up.docx
@@ -10,6 +10,30 @@
         <w:t>Write Up</w:t>
       </w:r>
     </w:p>
+    <w:p>
+      <w:r>
+        <w:t>This week we will be taking a look at how we can save a pose to the Pose Asset Library. This can be an extremely helpful feature. By saving your favorite poses to a library, you can quickly return your character to that exact pose without having to recreate it from scratch.</w:t>
+      </w:r>
+    </w:p>
+    <w:p>
+      <w:r>
+        <w:t>Pose Assets can also be useful for testing. If your model is behaving poorly in a certain pose, save it! Then you can make adjustments, return to the troublesome pose, and quickly see if your changes worked.</w:t>
+      </w:r>
+    </w:p>
+    <w:p>
+      <w:r>
+        <w:t>So, if this sounds like something you would like to explore, please join us for our brand-new article entitled:</w:t>
+      </w:r>
+    </w:p>
+    <w:p>
+      <w:pPr>
+        <w:pStyle w:val="Heading1"/>
+      </w:pPr>
+      <w:r>
+        <w:t>Saving a Pose to the Pose Asset Library</w:t>
+      </w:r>
+    </w:p>
+    <w:p/>
     <w:p/>
     <w:p>
       <w:pPr>
